--- a/consignacao/termo/Termo_Consignacao_Quetzalli_timbrado.docx
+++ b/consignacao/termo/Termo_Consignacao_Quetzalli_timbrado.docx
@@ -4653,6 +4653,11 @@
         </wp:anchor>
       </w:drawing>
     </w:r>
+  </w:p>
+  <w:p>
+    <w:pPr>
+      <w:spacing w:before="0" w:after="0" w:lineRule="exact" w:line="520"/>
+    </w:pPr>
   </w:p>
 </w:hdr>
 </file>

--- a/consignacao/termo/Termo_Consignacao_Quetzalli_timbrado.docx
+++ b/consignacao/termo/Termo_Consignacao_Quetzalli_timbrado.docx
@@ -4413,7 +4413,7 @@
       <w:footerReference r:id="rId8" w:type="default"/>
       <w:footerReference r:id="rId9" w:type="first"/>
       <w:pgSz w:h="15840" w:w="12240" w:orient="portrait"/>
-      <w:pgMar w:bottom="1417" w:top="1417" w:left="1701" w:right="1134" w:header="1133.8582677165355" w:footer="1133.8582677165355"/>
+      <w:pgMar w:bottom="1417" w:top="1417" w:left="1701" w:right="1134" w:header="1133.8582677165355" w:footer="595"/>
       <w:pgNumType w:start="1"/>
     </w:sectPr>
   </w:body>
